--- a/content/Bios/Mike_Doohan.docx
+++ b/content/Bios/Mike_Doohan.docx
@@ -1,265 +1,8 @@
 
 <file path=word/document.xml><?xml version="1.0" encoding="utf-8"?>
-<w:document xmlns:w14="http://schemas.microsoft.com/office/word/2010/wordml" xmlns:wp14="http://schemas.microsoft.com/office/word/2010/wordprocessingDrawing" xmlns:w="http://schemas.openxmlformats.org/wordprocessingml/2006/main" xmlns:m="http://schemas.openxmlformats.org/officeDocument/2006/math" xmlns:r="http://schemas.openxmlformats.org/officeDocument/2006/relationships" xmlns:o="urn:schemas-microsoft-com:office:office" xmlns:v="urn:schemas-microsoft-com:vml" xmlns:w10="urn:schemas-microsoft-com:office:word" xmlns:a="http://schemas.openxmlformats.org/drawingml/2006/main" xmlns:pic="http://schemas.openxmlformats.org/drawingml/2006/picture" xmlns:wp="http://schemas.openxmlformats.org/drawingml/2006/wordprocessingDrawing" xmlns:mc="http://schemas.openxmlformats.org/markup-compatibility/2006" mc:Ignorable="w14 wp14">
+<w:document xmlns:ns1="http://schemas.openxmlformats.org/markup-compatibility/2006" xmlns:ns2="http://schemas.microsoft.com/office/word/2010/wordml" xmlns:w="http://schemas.openxmlformats.org/wordprocessingml/2006/main" ns1:Ignorable="w14 wp14">
   <w:body>
-    <w:p xmlns:wp14="http://schemas.microsoft.com/office/word/2010/wordml" wp14:textId="77777777">
-      <w:pPr>
-        <w:pStyle w:val="FirstParagraph"/>
-      </w:pPr>
-      <w:r>
-        <w:rPr/>
-        <w:t>Mike Doohan says he “just stumbled across an opportunity.” And for the next thirty years, he</w:t>
-      </w:r>
-      <w:r>
-        <w:rPr/>
-        <w:t xml:space="preserve"> </w:t>
-      </w:r>
-      <w:r>
-        <w:rPr/>
-        <w:t>took full advantage of it. Long-time CHSBUA umpire Gene Crusan recruited Mike in 1982 from a</w:t>
-      </w:r>
-      <w:r>
-        <w:rPr/>
-        <w:t xml:space="preserve"> </w:t>
-      </w:r>
-      <w:r>
-        <w:rPr/>
-        <w:t xml:space="preserve">softball field in Commerce City. It was an offer Mike </w:t>
-      </w:r>
-      <w:r>
-        <w:rPr/>
-        <w:t>couldn’t</w:t>
-      </w:r>
-      <w:r>
-        <w:rPr/>
-        <w:t xml:space="preserve"> refuse; nine-year old softball for</w:t>
-      </w:r>
-      <w:r>
-        <w:rPr/>
-        <w:t xml:space="preserve"> </w:t>
-      </w:r>
-      <w:r>
-        <w:rPr/>
-        <w:t>eight dollars a game.</w:t>
-      </w:r>
-      <w:r>
-        <w:rPr/>
-        <w:t xml:space="preserve"> </w:t>
-      </w:r>
-      <w:r>
-        <w:rPr/>
-        <w:t>Mike’s story was no different than most career arbiters. Eventually, he registered with the</w:t>
-      </w:r>
-      <w:r>
-        <w:rPr/>
-        <w:t xml:space="preserve"> </w:t>
-      </w:r>
-      <w:r>
-        <w:rPr/>
-        <w:t>CHSBUA umpire group in Boulder, Colorado and came under the mentorship of Ken Furman and</w:t>
-      </w:r>
-      <w:r>
-        <w:rPr/>
-        <w:t xml:space="preserve"> </w:t>
-      </w:r>
-      <w:r>
-        <w:rPr/>
-        <w:t>Doug Graham, both noted umpires, CHSBUA Boulder Area Directors, and CHSBUA Executive</w:t>
-      </w:r>
-      <w:r>
-        <w:rPr/>
-        <w:t xml:space="preserve"> </w:t>
-      </w:r>
-      <w:r>
-        <w:rPr/>
-        <w:t xml:space="preserve">Committee members. Four years later, Mike attended The Harry </w:t>
-      </w:r>
-      <w:r>
-        <w:rPr/>
-        <w:t>Wendelstedt</w:t>
-      </w:r>
-      <w:r>
-        <w:rPr/>
-        <w:t xml:space="preserve"> Professional</w:t>
-      </w:r>
-      <w:r>
-        <w:rPr/>
-        <w:t xml:space="preserve"> </w:t>
-      </w:r>
-      <w:r>
-        <w:rPr/>
-        <w:t xml:space="preserve">Umpire School and returned to Boulder to continue what was to become </w:t>
-      </w:r>
-      <w:r>
-        <w:rPr/>
-        <w:t>a very successful</w:t>
-      </w:r>
-      <w:r>
-        <w:rPr/>
-        <w:t xml:space="preserve"> </w:t>
-      </w:r>
-      <w:r>
-        <w:rPr/>
-        <w:t>career on the diamond.</w:t>
-      </w:r>
-      <w:r>
-        <w:rPr/>
-        <w:t xml:space="preserve"> </w:t>
-      </w:r>
-      <w:r>
-        <w:rPr/>
-        <w:t>Eventually, Mike followed his mentors off the field as well becoming the CHSBUA Boulder Area</w:t>
-      </w:r>
-      <w:r>
-        <w:rPr/>
-        <w:t xml:space="preserve"> </w:t>
-      </w:r>
-      <w:r>
-        <w:rPr/>
-        <w:t>Director in the early 1990’s. Before it was all over, Mike also sat on the CHSBUA Executive</w:t>
-      </w:r>
-      <w:r>
-        <w:rPr/>
-        <w:t xml:space="preserve"> </w:t>
-      </w:r>
-      <w:r>
-        <w:rPr/>
-        <w:t>Committee and developed into an umpire of note being selected to umpire post-season</w:t>
-      </w:r>
-      <w:r>
-        <w:rPr/>
-        <w:t xml:space="preserve"> </w:t>
-      </w:r>
-      <w:r>
-        <w:rPr/>
-        <w:t>contests for twenty-five years, working fifteen state tournament contests.</w:t>
-      </w:r>
-      <w:r>
-        <w:rPr/>
-        <w:t xml:space="preserve"> </w:t>
-      </w:r>
-      <w:r>
-        <w:rPr/>
-        <w:t>Looking back, Mike comments that for him the most important job of an area director was to</w:t>
-      </w:r>
-      <w:r>
-        <w:rPr/>
-        <w:t xml:space="preserve"> </w:t>
-      </w:r>
-      <w:r>
-        <w:rPr/>
-        <w:t xml:space="preserve">keep people engaged and positive. He did both and what he </w:t>
-      </w:r>
-      <w:r>
-        <w:rPr/>
-        <w:t>accomplished</w:t>
-      </w:r>
-      <w:r>
-        <w:rPr/>
-        <w:t xml:space="preserve"> as an area director</w:t>
-      </w:r>
-      <w:r>
-        <w:rPr/>
-        <w:t xml:space="preserve"> </w:t>
-      </w:r>
-      <w:r>
-        <w:rPr/>
-        <w:t>can serve as a blueprint for CHSBUA area directors across the state today. He sought out</w:t>
-      </w:r>
-      <w:r>
-        <w:rPr/>
-        <w:t xml:space="preserve"> </w:t>
-      </w:r>
-      <w:r>
-        <w:rPr/>
-        <w:t>professional training and returned to his local group and developed a training regimen based on</w:t>
-      </w:r>
-      <w:r>
-        <w:rPr/>
-        <w:t xml:space="preserve"> </w:t>
-      </w:r>
-      <w:r>
-        <w:rPr/>
-        <w:t>sound, professional fundamentals instead of the usual anecdotal “strategies” which were often</w:t>
-      </w:r>
-      <w:r>
-        <w:rPr/>
-        <w:t xml:space="preserve"> </w:t>
-      </w:r>
-      <w:r>
-        <w:rPr/>
-        <w:t>“tried but not often true” by most area directors of the past. Mike was among the first to bring</w:t>
-      </w:r>
-      <w:r>
-        <w:rPr/>
-        <w:t xml:space="preserve"> </w:t>
-      </w:r>
-      <w:r>
-        <w:rPr/>
-        <w:t>professional umpiring to amateur umpires. CHSBUA area directors follow his example to this</w:t>
-      </w:r>
-      <w:r>
-        <w:rPr/>
-        <w:t xml:space="preserve"> </w:t>
-      </w:r>
-      <w:r>
-        <w:rPr/>
-        <w:t>day.</w:t>
-      </w:r>
-      <w:r>
-        <w:rPr/>
-        <w:t xml:space="preserve"> </w:t>
-      </w:r>
-      <w:r>
-        <w:rPr/>
-        <w:t xml:space="preserve">Along the way, Mike says he got to know </w:t>
-      </w:r>
-      <w:r>
-        <w:rPr/>
-        <w:t>a great group</w:t>
-      </w:r>
-      <w:r>
-        <w:rPr/>
-        <w:t xml:space="preserve"> of people. But a lot of those people also</w:t>
-      </w:r>
-      <w:r>
-        <w:rPr/>
-        <w:t xml:space="preserve"> </w:t>
-      </w:r>
-      <w:r>
-        <w:rPr/>
-        <w:t>got to know a great mentor who took the proper steps to help them improve both on and off</w:t>
-      </w:r>
-      <w:r>
-        <w:rPr/>
-        <w:t xml:space="preserve"> </w:t>
-      </w:r>
-      <w:r>
-        <w:rPr/>
-        <w:t>the diamond.</w:t>
-      </w:r>
-    </w:p>
-    <w:p>
-      <w:pPr>
-        <w:pStyle w:val="Heading2"/>
-        <w:spacing w:before="261" w:beforeAutospacing="off" w:after="261" w:afterAutospacing="off" w:line="300" w:lineRule="auto"/>
-      </w:pPr>
-      <w:r>
-        <w:rPr>
-          <w:rFonts w:ascii="Segoe UI" w:hAnsi="Segoe UI" w:eastAsia="Segoe UI" w:cs="Segoe UI"/>
-          <w:b w:val="1"/>
-          <w:bCs w:val="1"/>
-          <w:i w:val="0"/>
-          <w:iCs w:val="0"/>
-          <w:noProof w:val="0"/>
-          <w:sz w:val="31"/>
-          <w:szCs w:val="31"/>
-          <w:lang w:val="en-US"/>
-        </w:rPr>
-        <w:t>Revised Biography: Mike Doohan</w:t>
-      </w:r>
-    </w:p>
-    <w:p>
+    <w:p ns2:paraId="2E959E38" ns2:textId="413251A5">
       <w:pPr>
         <w:spacing w:before="210" w:beforeAutospacing="off" w:after="210" w:afterAutospacing="off" w:line="300" w:lineRule="auto"/>
       </w:pPr>
@@ -278,7 +21,7 @@
         <w:t>Mike Doohan often says he “just stumbled across an opportunity.” For the next thirty years, he made the very most of it. His officiating journey began in 1982 when long‑time CHSBUA umpire Gene Crusan recruited him directly from a softball field in Commerce City. The offer was simple—and irresistible: nine‑year‑old softball for eight dollars a game.</w:t>
       </w:r>
     </w:p>
-    <w:p>
+    <w:p ns2:paraId="49B2D23E" ns2:textId="27AECF9B">
       <w:pPr>
         <w:spacing w:before="210" w:beforeAutospacing="off" w:after="210" w:afterAutospacing="off" w:line="300" w:lineRule="auto"/>
       </w:pPr>
@@ -297,7 +40,7 @@
         <w:t>Like many officials who ultimately build long careers, Mike soon found a home in organized umpiring. He registered with the CHSBUA Boulder group, where he came under the mentorship of respected umpires and leaders Ken Furman and Doug Graham—both Boulder Area Directors and CHSBUA Executive Committee members. With their guidance, Mike quickly developed into a capable and ambitious official.</w:t>
       </w:r>
     </w:p>
-    <w:p>
+    <w:p ns2:paraId="09B0C192" ns2:textId="6EA2E8CC">
       <w:pPr>
         <w:spacing w:before="210" w:beforeAutospacing="off" w:after="210" w:afterAutospacing="off" w:line="300" w:lineRule="auto"/>
       </w:pPr>
@@ -316,7 +59,7 @@
         <w:t>In 1986, four years after his start, Mike attended The Harry Wendelstedt Professional Umpire School, further sharpening his skills. He returned to Boulder and continued what would become a highly successful career. His leadership path soon mirrored his mentors: in the early 1990s, Mike became the CHSBUA Boulder Area Director. He later served on the CHSBUA Executive Committee and built a reputation as a reliable, respected umpire, working postseason games for 25 years, including 15 state tournament contests.</w:t>
       </w:r>
     </w:p>
-    <w:p>
+    <w:p ns2:paraId="73AEB69C" ns2:textId="2E8E18C3">
       <w:pPr>
         <w:spacing w:before="210" w:beforeAutospacing="off" w:after="210" w:afterAutospacing="off" w:line="300" w:lineRule="auto"/>
       </w:pPr>
@@ -335,7 +78,7 @@
         <w:t>Reflecting on his career, Mike says the most important responsibility of an area director is keeping people engaged and positive. His impact showed exactly that. Mike sought out professional‑level training and brought those principles back to his local association. He developed a training system based on sound, fundamental instruction—moving away from the old, anecdotal “tried but not often true” methods of the past. His approach made him one of the first to introduce true professional umpiring concepts to amateur officials, setting a standard that CHSBUA area directors still follow today.</w:t>
       </w:r>
     </w:p>
-    <w:p>
+    <w:p ns2:paraId="090B7FBE" ns2:textId="29AB2B81">
       <w:pPr>
         <w:spacing w:before="210" w:beforeAutospacing="off" w:after="210" w:afterAutospacing="off" w:line="300" w:lineRule="auto"/>
       </w:pPr>
@@ -354,7 +97,7 @@
         <w:t>Along the way, Mike built lasting relationships with a wide circle of officials. Many of them, in turn, got to know not just a colleague but a mentor—one who took meaningful steps to help others grow both on and off the field.</w:t>
       </w:r>
     </w:p>
-    <w:p>
+    <w:p ns2:paraId="7CD8D8C3" ns2:textId="6ABBA454">
       <w:pPr>
         <w:pStyle w:val="BodyText"/>
       </w:pPr>
